--- a/save_data/דוח נומרולוגי - שלומי פישמן - 24111987.docx
+++ b/save_data/דוח נומרולוגי - שלומי פישמן - 24111987.docx
@@ -32,7 +32,7 @@
         <w:jc w:val="right"/>
       </w:pPr>
       <w:r>
-        <w:t>תאריך הפקת הדוח: 17/05/2025</w:t>
+        <w:t>תאריך הפקת הדוח: 19/05/2025</w:t>
       </w:r>
     </w:p>
     <w:p>
@@ -403,6 +403,100 @@
       <w:pPr>
         <w:jc w:val="right"/>
       </w:pPr>
+    </w:p>
+    <w:p>
+      <w:pPr>
+        <w:pStyle w:val="Heading1"/>
+        <w:jc w:val="right"/>
+      </w:pPr>
+      <w:r>
+        <w:t>רבעונים אישיים לפי מיכל גרין</w:t>
+      </w:r>
+    </w:p>
+    <w:p>
+      <w:pPr>
+        <w:jc w:val="right"/>
+      </w:pPr>
+      <w:r>
+        <w:t>רבעון ראשון: 6</w:t>
+      </w:r>
+    </w:p>
+    <w:p>
+      <w:pPr>
+        <w:jc w:val="right"/>
+      </w:pPr>
+      <w:r>
+        <w:t>[קובץ פרשנות לא נמצא: D:\pycharm\projects\NumerologyReportGenerator\interpretations\men\quarters\6_m.txt]</w:t>
+      </w:r>
+    </w:p>
+    <w:p>
+      <w:pPr>
+        <w:jc w:val="right"/>
+      </w:pPr>
+      <w:r>
+        <w:t>רבעון שני: 5</w:t>
+      </w:r>
+    </w:p>
+    <w:p>
+      <w:pPr>
+        <w:jc w:val="right"/>
+      </w:pPr>
+      <w:r>
+        <w:t>[קובץ פרשנות לא נמצא: D:\pycharm\projects\NumerologyReportGenerator\interpretations\men\quarters\5_m.txt]</w:t>
+      </w:r>
+    </w:p>
+    <w:p>
+      <w:pPr>
+        <w:jc w:val="right"/>
+      </w:pPr>
+      <w:r>
+        <w:t>רבעון שלישי: 2</w:t>
+      </w:r>
+    </w:p>
+    <w:p>
+      <w:pPr>
+        <w:jc w:val="right"/>
+      </w:pPr>
+      <w:r>
+        <w:t>[קובץ פרשנות לא נמצא: D:\pycharm\projects\NumerologyReportGenerator\interpretations\men\quarters\2_m.txt]</w:t>
+      </w:r>
+    </w:p>
+    <w:p>
+      <w:pPr>
+        <w:jc w:val="right"/>
+      </w:pPr>
+      <w:r>
+        <w:t>רבעון רביעי: 8</w:t>
+      </w:r>
+    </w:p>
+    <w:p>
+      <w:pPr>
+        <w:jc w:val="right"/>
+      </w:pPr>
+      <w:r>
+        <w:t>[קובץ פרשנות לא נמצא: D:\pycharm\projects\NumerologyReportGenerator\interpretations\men\quarters\8_m.txt]</w:t>
+      </w:r>
+    </w:p>
+    <w:p>
+      <w:pPr>
+        <w:jc w:val="right"/>
+      </w:pPr>
+    </w:p>
+    <w:p>
+      <w:pPr>
+        <w:jc w:val="right"/>
+      </w:pPr>
+      <w:r>
+        <w:t>רצפים של 2 ספרות בין הרבעונים: 65, 52, 28</w:t>
+      </w:r>
+    </w:p>
+    <w:p>
+      <w:pPr>
+        <w:jc w:val="right"/>
+      </w:pPr>
+      <w:r>
+        <w:t>רצפים של 3 ספרות בין הרבעונים: 652, 528</w:t>
+      </w:r>
     </w:p>
     <w:p>
       <w:pPr>
